--- a/docs/worksheet/EndoSim-partA-worksheet.docx
+++ b/docs/worksheet/EndoSim-partA-worksheet.docx
@@ -447,7 +447,7 @@
           <w:sz w:val="23"/>
           <w:szCs w:val="23"/>
         </w:rPr>
-        <w:t xml:space="preserve">  A message for every cell</w:t>
+        <w:t xml:space="preserve">  Where are the glands?</w:t>
       </w:r>
       <w:r>
         <w:rPr>
@@ -458,7 +458,7 @@
           <w:sz w:val="20"/>
           <w:szCs w:val="20"/>
         </w:rPr>
-        <w:t xml:space="preserve">   ·   on screen: “Which cells respond?”</w:t>
+        <w:t xml:space="preserve">   ·   on screen: “Endocrine glands · From brain to blood”</w:t>
       </w:r>
       <w:r>
         <w:rPr>
@@ -482,7 +482,7 @@
           <w:sz w:val="20"/>
           <w:szCs w:val="20"/>
         </w:rPr>
-        <w:t xml:space="preserve">TSH reached ______ of the four cells. ______ of them responded. What decides whether a cell responds to a hormone? Half-life of TSH ________; of T4 ________.</w:t>
+        <w:t xml:space="preserve">The hypothalamus is ____________ tissue; the pituitary hangs below it on a ____________. In one sentence: how does TSH get from the pituitary to the thyroid in the neck?</w:t>
       </w:r>
     </w:p>
     <w:p>
@@ -531,7 +531,7 @@
           <w:sz w:val="23"/>
           <w:szCs w:val="23"/>
         </w:rPr>
-        <w:t xml:space="preserve">  You are the pituitary</w:t>
+        <w:t xml:space="preserve">  A message for every cell</w:t>
       </w:r>
       <w:r>
         <w:rPr>
@@ -542,7 +542,7 @@
           <w:sz w:val="20"/>
           <w:szCs w:val="20"/>
         </w:rPr>
-        <w:t xml:space="preserve">   ·   on screen: “Keep free T4 in range for 30 days”</w:t>
+        <w:t xml:space="preserve">   ·   on screen: “How to read this picture · Which cells respond?”</w:t>
       </w:r>
       <w:r>
         <w:rPr>
@@ -551,7 +551,7 @@
           <w:sz w:val="18"/>
           <w:szCs w:val="18"/>
         </w:rPr>
-        <w:t xml:space="preserve">  (2 points)</w:t>
+        <w:t xml:space="preserve">  (1 point)</w:t>
       </w:r>
     </w:p>
     <w:p>
@@ -566,7 +566,106 @@
           <w:sz w:val="20"/>
           <w:szCs w:val="20"/>
         </w:rPr>
-        <w:t xml:space="preserve">Our best time with free T4 in range: ______ %.     The automatic pituitary: ______ %.</w:t>
+        <w:t xml:space="preserve">TSH reached ______ of the four cells. ______ of them responded. What decides whether a cell responds to a hormone? Half-life of TSH ________; of T4 ________.</w:t>
+      </w:r>
+    </w:p>
+    <w:p>
+      <w:pPr>
+        <w:pBdr>
+          <w:bottom w:val="single" w:color="b0b0b0" w:sz="4" w:space="1"/>
+        </w:pBdr>
+        <w:spacing w:after="0" w:before="80"/>
+      </w:pPr>
+      <w:r>
+        <w:rPr>
+          <w:rFonts w:ascii="Calibri" w:cs="Calibri" w:eastAsia="Calibri" w:hAnsi="Calibri"/>
+          <w:color w:val="1f2430"/>
+          <w:sz w:val="20"/>
+          <w:szCs w:val="20"/>
+        </w:rPr>
+        <w:t xml:space="preserve"/>
+      </w:r>
+    </w:p>
+    <w:p>
+      <w:pPr>
+        <w:keepNext/>
+        <w:pBdr>
+          <w:bottom w:val="single" w:color="b0b0b0" w:sz="6" w:space="2"/>
+        </w:pBdr>
+        <w:spacing w:after="40" w:before="130"/>
+      </w:pPr>
+      <w:r>
+        <w:rPr>
+          <w:rFonts w:ascii="Calibri" w:cs="Calibri" w:eastAsia="Calibri" w:hAnsi="Calibri"/>
+          <w:b/>
+          <w:bCs/>
+          <w:color w:val="ffffff"/>
+          <w:sz w:val="20"/>
+          <w:szCs w:val="20"/>
+          <w:shd w:fill="7b3f99" w:val="clear"/>
+        </w:rPr>
+        <w:t xml:space="preserve"> 3 </w:t>
+      </w:r>
+      <w:r>
+        <w:rPr>
+          <w:rFonts w:ascii="Calibri" w:cs="Calibri" w:eastAsia="Calibri" w:hAnsi="Calibri"/>
+          <w:b/>
+          <w:bCs/>
+          <w:color w:val="1f2430"/>
+          <w:sz w:val="23"/>
+          <w:szCs w:val="23"/>
+        </w:rPr>
+        <w:t xml:space="preserve">  You are the pituitary</w:t>
+      </w:r>
+      <w:r>
+        <w:rPr>
+          <w:rFonts w:ascii="Calibri" w:cs="Calibri" w:eastAsia="Calibri" w:hAnsi="Calibri"/>
+          <w:i/>
+          <w:iCs/>
+          <w:color w:val="8a8a8a"/>
+          <w:sz w:val="20"/>
+          <w:szCs w:val="20"/>
+        </w:rPr>
+        <w:t xml:space="preserve">   ·   on screen: “Learn the controls · Keep free T4 in range · Build the loop”</w:t>
+      </w:r>
+      <w:r>
+        <w:rPr>
+          <w:rFonts w:ascii="Calibri" w:cs="Calibri" w:eastAsia="Calibri" w:hAnsi="Calibri"/>
+          <w:color w:val="8a8a8a"/>
+          <w:sz w:val="18"/>
+          <w:szCs w:val="18"/>
+        </w:rPr>
+        <w:t xml:space="preserve">  (2 points)</w:t>
+      </w:r>
+    </w:p>
+    <w:p>
+      <w:pPr>
+        <w:keepNext/>
+        <w:spacing w:after="40" w:line="252"/>
+      </w:pPr>
+      <w:r>
+        <w:rPr>
+          <w:rFonts w:ascii="Calibri" w:cs="Calibri" w:eastAsia="Calibri" w:hAnsi="Calibri"/>
+          <w:color w:val="1f2430"/>
+          <w:sz w:val="20"/>
+          <w:szCs w:val="20"/>
+        </w:rPr>
+        <w:t xml:space="preserve">Practice (no medicine): after you raised TSH, about how many days did free T4 take to level off? ______</w:t>
+      </w:r>
+    </w:p>
+    <w:p>
+      <w:pPr>
+        <w:keepNext/>
+        <w:spacing w:after="40" w:line="252"/>
+      </w:pPr>
+      <w:r>
+        <w:rPr>
+          <w:rFonts w:ascii="Calibri" w:cs="Calibri" w:eastAsia="Calibri" w:hAnsi="Calibri"/>
+          <w:color w:val="1f2430"/>
+          <w:sz w:val="20"/>
+          <w:szCs w:val="20"/>
+        </w:rPr>
+        <w:t xml:space="preserve">With the medicine (days 8–22): our best time in range ______ %;  the automatic pituitary ______ %.</w:t>
       </w:r>
     </w:p>
     <w:p>
@@ -593,7 +692,24 @@
           <w:sz w:val="20"/>
           <w:szCs w:val="20"/>
         </w:rPr>
-        <w:t xml:space="preserve">What made it hard for you? What does the real pituitary sense that lets it do better?</w:t>
+        <w:t xml:space="preserve">What made it hard for you? Then write the feedback loop from the sim in your own words, starting with “the medicine makes T4 break down faster”.</w:t>
+      </w:r>
+    </w:p>
+    <w:p>
+      <w:pPr>
+        <w:pBdr>
+          <w:bottom w:val="single" w:color="b0b0b0" w:sz="4" w:space="1"/>
+        </w:pBdr>
+        <w:spacing w:after="0" w:before="80"/>
+      </w:pPr>
+      <w:r>
+        <w:rPr>
+          <w:rFonts w:ascii="Calibri" w:cs="Calibri" w:eastAsia="Calibri" w:hAnsi="Calibri"/>
+          <w:color w:val="1f2430"/>
+          <w:sz w:val="20"/>
+          <w:szCs w:val="20"/>
+        </w:rPr>
+        <w:t xml:space="preserve"/>
       </w:r>
     </w:p>
     <w:p>
@@ -648,7 +764,7 @@
           <w:szCs w:val="20"/>
           <w:shd w:fill="7b3f99" w:val="clear"/>
         </w:rPr>
-        <w:t xml:space="preserve"> 3 </w:t>
+        <w:t xml:space="preserve"> 4 </w:t>
       </w:r>
       <w:r>
         <w:rPr>
@@ -1666,7 +1782,7 @@
           <w:szCs w:val="20"/>
           <w:shd w:fill="7b3f99" w:val="clear"/>
         </w:rPr>
-        <w:t xml:space="preserve"> 4 </w:t>
+        <w:t xml:space="preserve"> 5 </w:t>
       </w:r>
       <w:r>
         <w:rPr>
@@ -1697,7 +1813,7 @@
           <w:sz w:val="18"/>
           <w:szCs w:val="18"/>
         </w:rPr>
-        <w:t xml:space="preserve">  (3 points)</w:t>
+        <w:t xml:space="preserve">  (2 points)</w:t>
       </w:r>
     </w:p>
     <w:p>
@@ -1807,7 +1923,7 @@
           <w:szCs w:val="20"/>
           <w:shd w:fill="7b3f99" w:val="clear"/>
         </w:rPr>
-        <w:t xml:space="preserve"> 5 </w:t>
+        <w:t xml:space="preserve"> 6 </w:t>
       </w:r>
       <w:r>
         <w:rPr>
@@ -1918,7 +2034,7 @@
           <w:szCs w:val="20"/>
           <w:shd w:fill="7b3f99" w:val="clear"/>
         </w:rPr>
-        <w:t xml:space="preserve"> 6 </w:t>
+        <w:t xml:space="preserve"> 7 </w:t>
       </w:r>
       <w:r>
         <w:rPr>
@@ -2000,7 +2116,7 @@
           <w:szCs w:val="20"/>
           <w:shd w:fill="7b3f99" w:val="clear"/>
         </w:rPr>
-        <w:t xml:space="preserve"> 7 </w:t>
+        <w:t xml:space="preserve"> 8 </w:t>
       </w:r>
       <w:r>
         <w:rPr>
@@ -3138,7 +3254,7 @@
           <w:sz w:val="20"/>
           <w:szCs w:val="20"/>
         </w:rPr>
-        <w:t xml:space="preserve">3. Maria’s sister. Her sister wants to take thyroid pills to lose weight. Predict what would happen to her sister’s TSH, her thyroid’s own T4 output and the size of her thyroid. What might happen if she then stopped suddenly? Use your scene 3 and 4 results, and what you saw with Daniel.</w:t>
+        <w:t xml:space="preserve">3. Maria’s sister. Her sister wants to take thyroid pills to lose weight. Predict what would happen to her sister’s TSH, her thyroid’s own T4 output and the size of her thyroid. What might happen if she then stopped suddenly? Use your scene 4 and 5 results, and what you saw with Daniel.</w:t>
       </w:r>
       <w:r>
         <w:rPr>
